--- a/downloads/Trainory_Company_Profile_and_Scope.docx
+++ b/downloads/Trainory_Company_Profile_and_Scope.docx
@@ -41,7 +41,7 @@
           <w:color w:val="555555"/>
           <w:sz w:val="20"/>
         </w:rPr>
-        <w:t>Portfolio project | Draft 0.1 | September 2026</w:t>
+        <w:t>Assessment baseline | September 2026</w:t>
       </w:r>
     </w:p>
     <w:p>
@@ -49,7 +49,7 @@
         <w:pStyle w:val="Heading1"/>
       </w:pPr>
       <w:r>
-        <w:t>Project disclaimer</w:t>
+        <w:t>Case study context</w:t>
       </w:r>
     </w:p>
     <w:p>
@@ -60,7 +60,7 @@
           <w:color w:val="000000"/>
           <w:sz w:val="21"/>
         </w:rPr>
-        <w:t>Trainory is a fictional company created solely for cybersecurity governance, risk, and compliance (GRC) portfolio and educational purposes. All organizations, systems, people, vendors, risks, and data described in this project are fictional.</w:t>
+        <w:t>Trainory is a fictional health and fitness technology company used for this GRC case study. All organizations, people, systems, vendors, risks, and data are fictional.</w:t>
       </w:r>
     </w:p>
     <w:p>
@@ -177,7 +177,7 @@
           <w:color w:val="000000"/>
           <w:sz w:val="21"/>
         </w:rPr>
-        <w:t>Trainory collects and maintains information needed to operate the platform and support customers. This fictional assessment assumes the company handles:</w:t>
+        <w:t>For this assessment, Trainory handles:</w:t>
       </w:r>
     </w:p>
     <w:p>
@@ -644,7 +644,7 @@
           <w:color w:val="000000"/>
           <w:sz w:val="21"/>
         </w:rPr>
-        <w:t>The assessment uses fictional evidence and reasonable assumptions suitable for an entry-level GRC portfolio.</w:t>
+        <w:t>The assessment uses the operating assumptions documented in this section.</w:t>
       </w:r>
     </w:p>
     <w:p>
@@ -659,7 +659,7 @@
           <w:color w:val="000000"/>
           <w:sz w:val="21"/>
         </w:rPr>
-        <w:t>The project evaluates readiness and control maturity; it does not certify Trainory as compliant with any law, regulation, or framework.</w:t>
+        <w:t>The assessment evaluates readiness and control maturity. It does not certify compliance with any law, regulation, or framework.</w:t>
       </w:r>
     </w:p>
     <w:p>
@@ -674,10 +674,11 @@
           <w:color w:val="000000"/>
           <w:sz w:val="21"/>
         </w:rPr>
-        <w:t>Health and wellness information is treated as sensitive personal data, but the project does not assume that Trainory is automatically subject to HIPAA.</w:t>
+        <w:t>Health and wellness information is treated as sensitive personal data. The assessment does not assume that Trainory is automatically subject to HIPAA.</w:t>
       </w:r>
     </w:p>
     <w:sectPr>
+      <w:footerReference w:type="default" r:id="rId9"/>
       <w:pgSz w:w="12240" w:h="15840"/>
       <w:pgMar w:top="1440" w:right="1440" w:bottom="1440" w:left="1440" w:header="708" w:footer="708" w:gutter="0"/>
       <w:cols w:space="720"/>
@@ -685,6 +686,16 @@
     </w:sectPr>
   </w:body>
 </w:document>
+</file>
+
+<file path=word/footer1.xml><?xml version="1.0" encoding="utf-8"?>
+<w:ftr xmlns:m="http://schemas.openxmlformats.org/officeDocument/2006/math" xmlns:mc="http://schemas.openxmlformats.org/markup-compatibility/2006" xmlns:mo="http://schemas.microsoft.com/office/mac/office/2008/main" xmlns:mv="urn:schemas-microsoft-com:mac:vml" xmlns:o="urn:schemas-microsoft-com:office:office" xmlns:r="http://schemas.openxmlformats.org/officeDocument/2006/relationships" xmlns:v="urn:schemas-microsoft-com:vml" xmlns:w10="urn:schemas-microsoft-com:office:word" xmlns:w14="http://schemas.microsoft.com/office/word/2010/wordml" xmlns:w="http://schemas.openxmlformats.org/wordprocessingml/2006/main" xmlns:wne="http://schemas.microsoft.com/office/word/2006/wordml" xmlns:wp14="http://schemas.microsoft.com/office/word/2010/wordprocessingDrawing" xmlns:wp="http://schemas.openxmlformats.org/drawingml/2006/wordprocessingDrawing" xmlns:wpc="http://schemas.microsoft.com/office/word/2010/wordprocessingCanvas" xmlns:wpg="http://schemas.microsoft.com/office/word/2010/wordprocessingGroup" xmlns:wpi="http://schemas.microsoft.com/office/word/2010/wordprocessingInk" xmlns:wps="http://schemas.microsoft.com/office/word/2010/wordprocessingShape" mc:Ignorable="w14 wp14">
+  <w:p>
+    <w:pPr>
+      <w:pStyle w:val="Footer"/>
+    </w:pPr>
+  </w:p>
+</w:ftr>
 </file>
 
 <file path=word/numbering.xml><?xml version="1.0" encoding="utf-8"?>
